--- a/Projektantrag - Yannick Spangel.docx
+++ b/Projektantrag - Yannick Spangel.docx
@@ -6,7 +6,6 @@
       <w:pPr>
         <w:jc w:val="center"/>
         <w:rPr>
-          <w:b/>
           <w:bCs/>
           <w:sz w:val="40"/>
           <w:szCs w:val="40"/>

--- a/Projektantrag - Yannick Spangel.docx
+++ b/Projektantrag - Yannick Spangel.docx
@@ -2019,6 +2019,201 @@
         <w:t>Beamer</w:t>
       </w:r>
       <w:proofErr w:type="spellEnd"/>
+    </w:p>
+    <w:p>
+      <w:pPr>
+        <w:spacing w:line="240" w:lineRule="auto"/>
+      </w:pPr>
+    </w:p>
+    <w:p>
+      <w:pPr>
+        <w:spacing w:line="240" w:lineRule="auto"/>
+      </w:pPr>
+    </w:p>
+    <w:p>
+      <w:pPr>
+        <w:spacing w:line="240" w:lineRule="auto"/>
+        <w:rPr>
+          <w:b/>
+          <w:bCs/>
+          <w:sz w:val="36"/>
+          <w:szCs w:val="36"/>
+        </w:rPr>
+      </w:pPr>
+      <w:r>
+        <w:rPr>
+          <w:b/>
+          <w:bCs/>
+          <w:sz w:val="36"/>
+          <w:szCs w:val="36"/>
+        </w:rPr>
+        <w:t>8 Hinweis!</w:t>
+      </w:r>
+    </w:p>
+    <w:p>
+      <w:pPr>
+        <w:spacing w:line="240" w:lineRule="auto"/>
+      </w:pPr>
+      <w:r>
+        <w:t>Ich best</w:t>
+      </w:r>
+      <w:r>
+        <w:t>ä</w:t>
+      </w:r>
+      <w:r>
+        <w:t>tige, dass der Projektantrag dem Ausbildungsbetrieb vorgelegt und vom Ausbildenden</w:t>
+      </w:r>
+    </w:p>
+    <w:p>
+      <w:pPr>
+        <w:spacing w:line="240" w:lineRule="auto"/>
+      </w:pPr>
+      <w:r>
+        <w:lastRenderedPageBreak/>
+        <w:t>genehmigt wurde. Der Projektantrag enthalt keine Betriebsgeheimnisse. Soweit diese f</w:t>
+      </w:r>
+      <w:r>
+        <w:t>ü</w:t>
+      </w:r>
+      <w:r>
+        <w:t>r die</w:t>
+      </w:r>
+    </w:p>
+    <w:p>
+      <w:pPr>
+        <w:spacing w:line="240" w:lineRule="auto"/>
+      </w:pPr>
+      <w:r>
+        <w:t>Antragstellung notwendig sind, wurden nach Rucksprache mit dem Ausbildenden die</w:t>
+      </w:r>
+    </w:p>
+    <w:p>
+      <w:pPr>
+        <w:spacing w:line="240" w:lineRule="auto"/>
+      </w:pPr>
+      <w:r>
+        <w:t>entsprechenden Stellen unkenntlich gemacht.</w:t>
+      </w:r>
+    </w:p>
+    <w:p>
+      <w:pPr>
+        <w:spacing w:line="240" w:lineRule="auto"/>
+      </w:pPr>
+      <w:r>
+        <w:t>Mit dem Absenden des Projektantrages best</w:t>
+      </w:r>
+      <w:r>
+        <w:t>ä</w:t>
+      </w:r>
+      <w:r>
+        <w:t>tige ich weiterhin, dass der Antrag eigenst</w:t>
+      </w:r>
+      <w:r>
+        <w:t>ä</w:t>
+      </w:r>
+      <w:r>
+        <w:t>ndig</w:t>
+      </w:r>
+    </w:p>
+    <w:p>
+      <w:pPr>
+        <w:spacing w:line="240" w:lineRule="auto"/>
+      </w:pPr>
+      <w:r>
+        <w:t>von mir angefertigt wurde. Ferner sichere ich zu, dass im Projektantrag personenbezogene</w:t>
+      </w:r>
+    </w:p>
+    <w:p>
+      <w:pPr>
+        <w:spacing w:line="240" w:lineRule="auto"/>
+      </w:pPr>
+      <w:r>
+        <w:t xml:space="preserve">Daten (d. h. Daten </w:t>
+      </w:r>
+      <w:r>
+        <w:t>ü</w:t>
+      </w:r>
+      <w:r>
+        <w:t>ber die eine Person identifizierbar oder bestimmbar ist) nur verwendet</w:t>
+      </w:r>
+    </w:p>
+    <w:p>
+      <w:pPr>
+        <w:spacing w:line="240" w:lineRule="auto"/>
+      </w:pPr>
+      <w:r>
+        <w:t>werden, wenn die betroffene Person hierin eingewilligt hat.</w:t>
+      </w:r>
+    </w:p>
+    <w:p>
+      <w:pPr>
+        <w:spacing w:line="240" w:lineRule="auto"/>
+      </w:pPr>
+      <w:r>
+        <w:t>Bei meiner ersten Anmeldung im Online-Portal wurde ich darauf hingewiesen, dass meine</w:t>
+      </w:r>
+    </w:p>
+    <w:p>
+      <w:pPr>
+        <w:spacing w:line="240" w:lineRule="auto"/>
+      </w:pPr>
+      <w:r>
+        <w:t>Arbeit bei T</w:t>
+      </w:r>
+      <w:r>
+        <w:t>ä</w:t>
+      </w:r>
+      <w:r>
+        <w:t>uschungshandlungen bzw. Ordnungsverstosen mit „null“ Punkten bewertet werden</w:t>
+      </w:r>
+    </w:p>
+    <w:p>
+      <w:pPr>
+        <w:spacing w:line="240" w:lineRule="auto"/>
+      </w:pPr>
+      <w:r>
+        <w:t>kann. Ich bin weiter dar</w:t>
+      </w:r>
+      <w:r>
+        <w:t>ü</w:t>
+      </w:r>
+      <w:r>
+        <w:t>ber aufgeklart worden, dass dies auch dann gilt, wenn festgestellt wird,</w:t>
+      </w:r>
+    </w:p>
+    <w:p>
+      <w:pPr>
+        <w:spacing w:line="240" w:lineRule="auto"/>
+      </w:pPr>
+      <w:r>
+        <w:t>dass meine Arbeit im Ganzen oder zu Teilen mit der eines anderen Pr</w:t>
+      </w:r>
+      <w:r>
+        <w:t>ü</w:t>
+      </w:r>
+      <w:r>
+        <w:t>fungsteilnehmers</w:t>
+      </w:r>
+    </w:p>
+    <w:p>
+      <w:pPr>
+        <w:spacing w:line="240" w:lineRule="auto"/>
+      </w:pPr>
+      <w:r>
+        <w:t>ü</w:t>
+      </w:r>
+      <w:r>
+        <w:t>bereinstimmt. Es ist mir bewusst, dass Kontrollen durchgef</w:t>
+      </w:r>
+      <w:r>
+        <w:t>ü</w:t>
+      </w:r>
+      <w:r>
+        <w:t>hrt werden</w:t>
+      </w:r>
+      <w:r>
+        <w:t>.</w:t>
+      </w:r>
     </w:p>
     <w:sectPr>
       <w:pgSz w:w="11906" w:h="16838"/>
@@ -3659,7 +3854,6 @@
   <w:style w:type="character" w:default="1" w:styleId="Absatz-Standardschriftart">
     <w:name w:val="Default Paragraph Font"/>
     <w:uiPriority w:val="1"/>
-    <w:semiHidden/>
     <w:unhideWhenUsed/>
   </w:style>
   <w:style w:type="table" w:default="1" w:styleId="NormaleTabelle">
